--- a/client/assets/green-report-cover.docx
+++ b/client/assets/green-report-cover.docx
@@ -1236,8 +1236,6 @@
           </mc:Fallback>
         </mc:AlternateContent>
       </w:r>
-      <w:bookmarkStart w:id="0" w:name="_GoBack"/>
-      <w:bookmarkEnd w:id="0"/>
       <w:r>
         <w:rPr>
           <w:sz w:val="24"/>
@@ -1537,6 +1535,195 @@
         </w:rPr>
       </w:pPr>
       <w:r>
+        <w:drawing>
+          <wp:anchor distT="0" distB="0" distL="0" distR="0" simplePos="0" relativeHeight="251668480" behindDoc="0" locked="0" layoutInCell="1" allowOverlap="1">
+            <wp:simplePos x="0" y="0"/>
+            <wp:positionH relativeFrom="page">
+              <wp:posOffset>2484755</wp:posOffset>
+            </wp:positionH>
+            <wp:positionV relativeFrom="page">
+              <wp:posOffset>9206865</wp:posOffset>
+            </wp:positionV>
+            <wp:extent cx="1005840" cy="1005840"/>
+            <wp:effectExtent l="0" t="0" r="3810" b="3810"/>
+            <wp:wrapNone/>
+            <wp:docPr id="5" name="QR Code 2" descr="C:/Users/zyy/Desktop/绿色报告-蔚碳/素材/89fe319c-01de-4560-b42f-98404baf5673.png89fe319c-01de-4560-b42f-98404baf5673"/>
+            <wp:cNvGraphicFramePr>
+              <a:graphicFrameLocks xmlns:a="http://schemas.openxmlformats.org/drawingml/2006/main" noChangeAspect="1"/>
+            </wp:cNvGraphicFramePr>
+            <a:graphic xmlns:a="http://schemas.openxmlformats.org/drawingml/2006/main">
+              <a:graphicData uri="http://schemas.openxmlformats.org/drawingml/2006/picture">
+                <pic:pic xmlns:pic="http://schemas.openxmlformats.org/drawingml/2006/picture">
+                  <pic:nvPicPr>
+                    <pic:cNvPr id="5" name="QR Code 2" descr="C:/Users/zyy/Desktop/绿色报告-蔚碳/素材/89fe319c-01de-4560-b42f-98404baf5673.png89fe319c-01de-4560-b42f-98404baf5673"/>
+                    <pic:cNvPicPr>
+                      <a:picLocks noChangeAspect="1"/>
+                    </pic:cNvPicPr>
+                  </pic:nvPicPr>
+                  <pic:blipFill>
+                    <a:blip r:embed="rId7"/>
+                    <a:srcRect t="32" b="32"/>
+                    <a:stretch>
+                      <a:fillRect/>
+                    </a:stretch>
+                  </pic:blipFill>
+                  <pic:spPr>
+                    <a:xfrm>
+                      <a:off x="0" y="0"/>
+                      <a:ext cx="1005840" cy="1005840"/>
+                    </a:xfrm>
+                    <a:prstGeom prst="rect">
+                      <a:avLst/>
+                    </a:prstGeom>
+                  </pic:spPr>
+                </pic:pic>
+              </a:graphicData>
+            </a:graphic>
+          </wp:anchor>
+        </w:drawing>
+      </w:r>
+      <w:r>
+        <w:drawing>
+          <wp:anchor distT="0" distB="0" distL="0" distR="0" simplePos="0" relativeHeight="251659264" behindDoc="0" locked="0" layoutInCell="1" allowOverlap="1">
+            <wp:simplePos x="0" y="0"/>
+            <wp:positionH relativeFrom="page">
+              <wp:posOffset>850265</wp:posOffset>
+            </wp:positionH>
+            <wp:positionV relativeFrom="page">
+              <wp:posOffset>9225915</wp:posOffset>
+            </wp:positionV>
+            <wp:extent cx="1005840" cy="1005840"/>
+            <wp:effectExtent l="0" t="0" r="3810" b="3810"/>
+            <wp:wrapNone/>
+            <wp:docPr id="200" name="QR Code 1"/>
+            <wp:cNvGraphicFramePr>
+              <a:graphicFrameLocks xmlns:a="http://schemas.openxmlformats.org/drawingml/2006/main" noChangeAspect="1"/>
+            </wp:cNvGraphicFramePr>
+            <a:graphic xmlns:a="http://schemas.openxmlformats.org/drawingml/2006/main">
+              <a:graphicData uri="http://schemas.openxmlformats.org/drawingml/2006/picture">
+                <pic:pic xmlns:pic="http://schemas.openxmlformats.org/drawingml/2006/picture">
+                  <pic:nvPicPr>
+                    <pic:cNvPr id="200" name="QR Code 1"/>
+                    <pic:cNvPicPr>
+                      <a:picLocks noChangeAspect="1"/>
+                    </pic:cNvPicPr>
+                  </pic:nvPicPr>
+                  <pic:blipFill>
+                    <a:blip r:embed="rId8"/>
+                    <a:stretch>
+                      <a:fillRect/>
+                    </a:stretch>
+                  </pic:blipFill>
+                  <pic:spPr>
+                    <a:xfrm>
+                      <a:off x="0" y="0"/>
+                      <a:ext cx="1005840" cy="1005840"/>
+                    </a:xfrm>
+                    <a:prstGeom prst="rect">
+                      <a:avLst/>
+                    </a:prstGeom>
+                  </pic:spPr>
+                </pic:pic>
+              </a:graphicData>
+            </a:graphic>
+          </wp:anchor>
+        </w:drawing>
+      </w:r>
+      <w:r>
+        <w:drawing>
+          <wp:anchor distT="0" distB="0" distL="0" distR="0" simplePos="0" relativeHeight="251659264" behindDoc="0" locked="0" layoutInCell="1" allowOverlap="1">
+            <wp:simplePos x="0" y="0"/>
+            <wp:positionH relativeFrom="page">
+              <wp:posOffset>4104005</wp:posOffset>
+            </wp:positionH>
+            <wp:positionV relativeFrom="page">
+              <wp:posOffset>9204325</wp:posOffset>
+            </wp:positionV>
+            <wp:extent cx="1005840" cy="1005840"/>
+            <wp:effectExtent l="0" t="0" r="3810" b="3810"/>
+            <wp:wrapNone/>
+            <wp:docPr id="201" name="QR Code 2"/>
+            <wp:cNvGraphicFramePr>
+              <a:graphicFrameLocks xmlns:a="http://schemas.openxmlformats.org/drawingml/2006/main" noChangeAspect="1"/>
+            </wp:cNvGraphicFramePr>
+            <a:graphic xmlns:a="http://schemas.openxmlformats.org/drawingml/2006/main">
+              <a:graphicData uri="http://schemas.openxmlformats.org/drawingml/2006/picture">
+                <pic:pic xmlns:pic="http://schemas.openxmlformats.org/drawingml/2006/picture">
+                  <pic:nvPicPr>
+                    <pic:cNvPr id="201" name="QR Code 2"/>
+                    <pic:cNvPicPr>
+                      <a:picLocks noChangeAspect="1"/>
+                    </pic:cNvPicPr>
+                  </pic:nvPicPr>
+                  <pic:blipFill>
+                    <a:blip r:embed="rId9"/>
+                    <a:stretch>
+                      <a:fillRect/>
+                    </a:stretch>
+                  </pic:blipFill>
+                  <pic:spPr>
+                    <a:xfrm>
+                      <a:off x="0" y="0"/>
+                      <a:ext cx="1005840" cy="1005840"/>
+                    </a:xfrm>
+                    <a:prstGeom prst="rect">
+                      <a:avLst/>
+                    </a:prstGeom>
+                  </pic:spPr>
+                </pic:pic>
+              </a:graphicData>
+            </a:graphic>
+          </wp:anchor>
+        </w:drawing>
+      </w:r>
+      <w:r>
+        <w:drawing>
+          <wp:anchor distT="0" distB="0" distL="0" distR="0" simplePos="0" relativeHeight="251659264" behindDoc="0" locked="0" layoutInCell="1" allowOverlap="1">
+            <wp:simplePos x="0" y="0"/>
+            <wp:positionH relativeFrom="page">
+              <wp:posOffset>5737225</wp:posOffset>
+            </wp:positionH>
+            <wp:positionV relativeFrom="page">
+              <wp:posOffset>9215755</wp:posOffset>
+            </wp:positionV>
+            <wp:extent cx="1005840" cy="1005840"/>
+            <wp:effectExtent l="0" t="0" r="3810" b="3810"/>
+            <wp:wrapNone/>
+            <wp:docPr id="202" name="QR Code 3"/>
+            <wp:cNvGraphicFramePr>
+              <a:graphicFrameLocks xmlns:a="http://schemas.openxmlformats.org/drawingml/2006/main" noChangeAspect="1"/>
+            </wp:cNvGraphicFramePr>
+            <a:graphic xmlns:a="http://schemas.openxmlformats.org/drawingml/2006/main">
+              <a:graphicData uri="http://schemas.openxmlformats.org/drawingml/2006/picture">
+                <pic:pic xmlns:pic="http://schemas.openxmlformats.org/drawingml/2006/picture">
+                  <pic:nvPicPr>
+                    <pic:cNvPr id="202" name="QR Code 3"/>
+                    <pic:cNvPicPr>
+                      <a:picLocks noChangeAspect="1"/>
+                    </pic:cNvPicPr>
+                  </pic:nvPicPr>
+                  <pic:blipFill>
+                    <a:blip r:embed="rId10"/>
+                    <a:stretch>
+                      <a:fillRect/>
+                    </a:stretch>
+                  </pic:blipFill>
+                  <pic:spPr>
+                    <a:xfrm>
+                      <a:off x="0" y="0"/>
+                      <a:ext cx="1005840" cy="1005840"/>
+                    </a:xfrm>
+                    <a:prstGeom prst="rect">
+                      <a:avLst/>
+                    </a:prstGeom>
+                  </pic:spPr>
+                </pic:pic>
+              </a:graphicData>
+            </a:graphic>
+          </wp:anchor>
+        </w:drawing>
+      </w:r>
+      <w:r>
         <w:rPr>
           <w:rFonts w:hint="eastAsia" w:eastAsia="宋体"/>
           <w:lang w:eastAsia="zh-CN"/>
@@ -1559,7 +1746,7 @@
                     </pic:cNvPicPr>
                   </pic:nvPicPr>
                   <pic:blipFill>
-                    <a:blip r:embed="rId7"/>
+                    <a:blip r:embed="rId11"/>
                     <a:stretch>
                       <a:fillRect/>
                     </a:stretch>
@@ -1579,6 +1766,8 @@
           </wp:inline>
         </w:drawing>
       </w:r>
+      <w:bookmarkStart w:id="0" w:name="_GoBack"/>
+      <w:bookmarkEnd w:id="0"/>
       <w:r>
         <w:rPr>
           <w:sz w:val="24"/>
@@ -2094,147 +2283,6 @@
             </w:pict>
           </mc:Fallback>
         </mc:AlternateContent>
-      </w:r>
-      <w:r>
-        <w:drawing>
-          <wp:anchor distT="0" distB="0" distL="0" distR="0" simplePos="0" relativeHeight="251659264" behindDoc="0" locked="0" layoutInCell="1" allowOverlap="1">
-            <wp:simplePos x="0" y="0"/>
-            <wp:positionH relativeFrom="page">
-              <wp:posOffset>1136015</wp:posOffset>
-            </wp:positionH>
-            <wp:positionV relativeFrom="page">
-              <wp:posOffset>9225915</wp:posOffset>
-            </wp:positionV>
-            <wp:extent cx="1005840" cy="1005840"/>
-            <wp:effectExtent l="0" t="0" r="3810" b="3810"/>
-            <wp:wrapNone/>
-            <wp:docPr id="200" name="QR Code 1"/>
-            <wp:cNvGraphicFramePr>
-              <a:graphicFrameLocks xmlns:a="http://schemas.openxmlformats.org/drawingml/2006/main" noChangeAspect="1"/>
-            </wp:cNvGraphicFramePr>
-            <a:graphic xmlns:a="http://schemas.openxmlformats.org/drawingml/2006/main">
-              <a:graphicData uri="http://schemas.openxmlformats.org/drawingml/2006/picture">
-                <pic:pic xmlns:pic="http://schemas.openxmlformats.org/drawingml/2006/picture">
-                  <pic:nvPicPr>
-                    <pic:cNvPr id="200" name="QR Code 1"/>
-                    <pic:cNvPicPr>
-                      <a:picLocks noChangeAspect="1"/>
-                    </pic:cNvPicPr>
-                  </pic:nvPicPr>
-                  <pic:blipFill>
-                    <a:blip r:embed="rId8"/>
-                    <a:stretch>
-                      <a:fillRect/>
-                    </a:stretch>
-                  </pic:blipFill>
-                  <pic:spPr>
-                    <a:xfrm>
-                      <a:off x="0" y="0"/>
-                      <a:ext cx="1005840" cy="1005840"/>
-                    </a:xfrm>
-                    <a:prstGeom prst="rect">
-                      <a:avLst/>
-                    </a:prstGeom>
-                  </pic:spPr>
-                </pic:pic>
-              </a:graphicData>
-            </a:graphic>
-          </wp:anchor>
-        </w:drawing>
-      </w:r>
-      <w:r>
-        <w:drawing>
-          <wp:anchor distT="0" distB="0" distL="0" distR="0" simplePos="0" relativeHeight="251659264" behindDoc="0" locked="0" layoutInCell="1" allowOverlap="1">
-            <wp:simplePos x="0" y="0"/>
-            <wp:positionH relativeFrom="page">
-              <wp:posOffset>3277870</wp:posOffset>
-            </wp:positionH>
-            <wp:positionV relativeFrom="page">
-              <wp:posOffset>9225915</wp:posOffset>
-            </wp:positionV>
-            <wp:extent cx="1005840" cy="1005840"/>
-            <wp:effectExtent l="0" t="0" r="3810" b="3810"/>
-            <wp:wrapNone/>
-            <wp:docPr id="201" name="QR Code 2"/>
-            <wp:cNvGraphicFramePr>
-              <a:graphicFrameLocks xmlns:a="http://schemas.openxmlformats.org/drawingml/2006/main" noChangeAspect="1"/>
-            </wp:cNvGraphicFramePr>
-            <a:graphic xmlns:a="http://schemas.openxmlformats.org/drawingml/2006/main">
-              <a:graphicData uri="http://schemas.openxmlformats.org/drawingml/2006/picture">
-                <pic:pic xmlns:pic="http://schemas.openxmlformats.org/drawingml/2006/picture">
-                  <pic:nvPicPr>
-                    <pic:cNvPr id="201" name="QR Code 2"/>
-                    <pic:cNvPicPr>
-                      <a:picLocks noChangeAspect="1"/>
-                    </pic:cNvPicPr>
-                  </pic:nvPicPr>
-                  <pic:blipFill>
-                    <a:blip r:embed="rId9"/>
-                    <a:stretch>
-                      <a:fillRect/>
-                    </a:stretch>
-                  </pic:blipFill>
-                  <pic:spPr>
-                    <a:xfrm>
-                      <a:off x="0" y="0"/>
-                      <a:ext cx="1005840" cy="1005840"/>
-                    </a:xfrm>
-                    <a:prstGeom prst="rect">
-                      <a:avLst/>
-                    </a:prstGeom>
-                  </pic:spPr>
-                </pic:pic>
-              </a:graphicData>
-            </a:graphic>
-          </wp:anchor>
-        </w:drawing>
-      </w:r>
-      <w:r>
-        <w:drawing>
-          <wp:anchor distT="0" distB="0" distL="0" distR="0" simplePos="0" relativeHeight="251659264" behindDoc="0" locked="0" layoutInCell="1" allowOverlap="1">
-            <wp:simplePos x="0" y="0"/>
-            <wp:positionH relativeFrom="page">
-              <wp:posOffset>5419725</wp:posOffset>
-            </wp:positionH>
-            <wp:positionV relativeFrom="page">
-              <wp:posOffset>9225915</wp:posOffset>
-            </wp:positionV>
-            <wp:extent cx="1005840" cy="1005840"/>
-            <wp:effectExtent l="0" t="0" r="3810" b="3810"/>
-            <wp:wrapNone/>
-            <wp:docPr id="202" name="QR Code 3"/>
-            <wp:cNvGraphicFramePr>
-              <a:graphicFrameLocks xmlns:a="http://schemas.openxmlformats.org/drawingml/2006/main" noChangeAspect="1"/>
-            </wp:cNvGraphicFramePr>
-            <a:graphic xmlns:a="http://schemas.openxmlformats.org/drawingml/2006/main">
-              <a:graphicData uri="http://schemas.openxmlformats.org/drawingml/2006/picture">
-                <pic:pic xmlns:pic="http://schemas.openxmlformats.org/drawingml/2006/picture">
-                  <pic:nvPicPr>
-                    <pic:cNvPr id="202" name="QR Code 3"/>
-                    <pic:cNvPicPr>
-                      <a:picLocks noChangeAspect="1"/>
-                    </pic:cNvPicPr>
-                  </pic:nvPicPr>
-                  <pic:blipFill>
-                    <a:blip r:embed="rId10"/>
-                    <a:stretch>
-                      <a:fillRect/>
-                    </a:stretch>
-                  </pic:blipFill>
-                  <pic:spPr>
-                    <a:xfrm>
-                      <a:off x="0" y="0"/>
-                      <a:ext cx="1005840" cy="1005840"/>
-                    </a:xfrm>
-                    <a:prstGeom prst="rect">
-                      <a:avLst/>
-                    </a:prstGeom>
-                  </pic:spPr>
-                </pic:pic>
-              </a:graphicData>
-            </a:graphic>
-          </wp:anchor>
-        </w:drawing>
       </w:r>
     </w:p>
     <w:sectPr>

--- a/client/assets/green-report-cover.docx
+++ b/client/assets/green-report-cover.docx
@@ -667,7 +667,18 @@
                         <w:txbxContent>
                           <w:p>
                             <w:pPr>
-                              <w:spacing w:line="360" w:lineRule="auto"/>
+                              <w:keepNext w:val="0"/>
+                              <w:keepLines w:val="0"/>
+                              <w:pageBreakBefore w:val="0"/>
+                              <w:kinsoku/>
+                              <w:wordWrap/>
+                              <w:overflowPunct/>
+                              <w:topLinePunct w:val="0"/>
+                              <w:bidi w:val="0"/>
+                              <w:adjustRightInd w:val="0"/>
+                              <w:snapToGrid w:val="0"/>
+                              <w:spacing w:line="312" w:lineRule="auto"/>
+                              <w:textAlignment w:val="auto"/>
                               <w:rPr>
                                 <w:rFonts w:hint="eastAsia" w:ascii="方正公文黑体" w:hAnsi="方正公文黑体" w:eastAsia="方正公文黑体" w:cs="方正公文黑体"/>
                                 <w:sz w:val="36"/>
@@ -685,7 +696,18 @@
                           </w:p>
                           <w:p>
                             <w:pPr>
-                              <w:spacing w:line="360" w:lineRule="auto"/>
+                              <w:keepNext w:val="0"/>
+                              <w:keepLines w:val="0"/>
+                              <w:pageBreakBefore w:val="0"/>
+                              <w:kinsoku/>
+                              <w:wordWrap/>
+                              <w:overflowPunct/>
+                              <w:topLinePunct w:val="0"/>
+                              <w:bidi w:val="0"/>
+                              <w:adjustRightInd w:val="0"/>
+                              <w:snapToGrid w:val="0"/>
+                              <w:spacing w:line="312" w:lineRule="auto"/>
+                              <w:textAlignment w:val="auto"/>
                               <w:rPr>
                                 <w:rFonts w:hint="eastAsia" w:ascii="方正公文黑体" w:hAnsi="方正公文黑体" w:eastAsia="方正公文黑体" w:cs="方正公文黑体"/>
                                 <w:sz w:val="36"/>
@@ -713,7 +735,18 @@
                           </w:p>
                           <w:p>
                             <w:pPr>
-                              <w:spacing w:line="360" w:lineRule="auto"/>
+                              <w:keepNext w:val="0"/>
+                              <w:keepLines w:val="0"/>
+                              <w:pageBreakBefore w:val="0"/>
+                              <w:kinsoku/>
+                              <w:wordWrap/>
+                              <w:overflowPunct/>
+                              <w:topLinePunct w:val="0"/>
+                              <w:bidi w:val="0"/>
+                              <w:adjustRightInd w:val="0"/>
+                              <w:snapToGrid w:val="0"/>
+                              <w:spacing w:line="312" w:lineRule="auto"/>
+                              <w:textAlignment w:val="auto"/>
                               <w:rPr>
                                 <w:rFonts w:hint="eastAsia" w:ascii="方正公文黑体" w:hAnsi="方正公文黑体" w:eastAsia="方正公文黑体" w:cs="方正公文黑体"/>
                                 <w:sz w:val="36"/>
@@ -752,9 +785,19 @@
                             <w:pPr>
                               <w:keepNext w:val="0"/>
                               <w:keepLines w:val="0"/>
+                              <w:pageBreakBefore w:val="0"/>
                               <w:widowControl/>
                               <w:suppressLineNumbers w:val="0"/>
+                              <w:kinsoku/>
+                              <w:wordWrap/>
+                              <w:overflowPunct/>
+                              <w:topLinePunct w:val="0"/>
+                              <w:bidi w:val="0"/>
+                              <w:adjustRightInd w:val="0"/>
+                              <w:snapToGrid w:val="0"/>
+                              <w:spacing w:line="312" w:lineRule="auto"/>
                               <w:jc w:val="left"/>
+                              <w:textAlignment w:val="auto"/>
                               <w:rPr>
                                 <w:rFonts w:hint="eastAsia" w:ascii="方正公文黑体" w:hAnsi="方正公文黑体" w:eastAsia="方正公文黑体" w:cs="方正公文黑体"/>
                                 <w:sz w:val="36"/>
@@ -795,15 +838,26 @@
                             <w:pPr>
                               <w:keepNext w:val="0"/>
                               <w:keepLines w:val="0"/>
+                              <w:pageBreakBefore w:val="0"/>
                               <w:widowControl/>
                               <w:suppressLineNumbers w:val="0"/>
+                              <w:kinsoku/>
+                              <w:wordWrap/>
+                              <w:overflowPunct/>
+                              <w:topLinePunct w:val="0"/>
+                              <w:bidi w:val="0"/>
+                              <w:adjustRightInd w:val="0"/>
+                              <w:snapToGrid w:val="0"/>
+                              <w:spacing w:line="312" w:lineRule="auto"/>
                               <w:jc w:val="left"/>
+                              <w:textAlignment w:val="auto"/>
                               <w:rPr>
                                 <w:rFonts w:hint="eastAsia" w:ascii="方正公文黑体" w:hAnsi="方正公文黑体" w:eastAsia="方正公文黑体" w:cs="方正公文黑体"/>
-                                <w:sz w:val="36"/>
-                                <w:szCs w:val="36"/>
-                                <w:u w:val="dash"/>
-                                <w:lang w:val="en-US" w:eastAsia="zh-CN"/>
+                                <w:color w:val="000000"/>
+                                <w:kern w:val="0"/>
+                                <w:sz w:val="28"/>
+                                <w:szCs w:val="28"/>
+                                <w:lang w:val="en-US" w:eastAsia="zh-CN" w:bidi="ar"/>
                               </w:rPr>
                             </w:pPr>
                             <w:r>
@@ -831,7 +885,149 @@
                           </w:p>
                           <w:p>
                             <w:pPr>
-                              <w:spacing w:line="360" w:lineRule="auto"/>
+                              <w:keepNext w:val="0"/>
+                              <w:keepLines w:val="0"/>
+                              <w:pageBreakBefore w:val="0"/>
+                              <w:kinsoku/>
+                              <w:wordWrap/>
+                              <w:overflowPunct/>
+                              <w:topLinePunct w:val="0"/>
+                              <w:bidi w:val="0"/>
+                              <w:adjustRightInd w:val="0"/>
+                              <w:snapToGrid w:val="0"/>
+                              <w:spacing w:line="312" w:lineRule="auto"/>
+                              <w:textAlignment w:val="auto"/>
+                              <w:rPr>
+                                <w:rFonts w:hint="eastAsia" w:ascii="方正公文黑体" w:hAnsi="方正公文黑体" w:eastAsia="方正公文黑体" w:cs="方正公文黑体"/>
+                                <w:color w:val="000000"/>
+                                <w:kern w:val="0"/>
+                                <w:sz w:val="28"/>
+                                <w:szCs w:val="28"/>
+                                <w:lang w:val="en-US" w:eastAsia="zh-CN" w:bidi="ar"/>
+                              </w:rPr>
+                            </w:pPr>
+                            <w:r>
+                              <w:rPr>
+                                <w:rFonts w:hint="eastAsia" w:ascii="方正公文黑体" w:hAnsi="方正公文黑体" w:eastAsia="方正公文黑体" w:cs="方正公文黑体"/>
+                                <w:color w:val="000000"/>
+                                <w:kern w:val="0"/>
+                                <w:sz w:val="28"/>
+                                <w:szCs w:val="28"/>
+                                <w:lang w:val="en-US" w:eastAsia="zh-CN" w:bidi="ar"/>
+                              </w:rPr>
+                              <w:t>绿色低碳投标网（www.tanshuangbiao.com）</w:t>
+                            </w:r>
+                          </w:p>
+                          <w:p>
+                            <w:pPr>
+                              <w:keepNext w:val="0"/>
+                              <w:keepLines w:val="0"/>
+                              <w:pageBreakBefore w:val="0"/>
+                              <w:kinsoku/>
+                              <w:wordWrap/>
+                              <w:overflowPunct/>
+                              <w:topLinePunct w:val="0"/>
+                              <w:bidi w:val="0"/>
+                              <w:adjustRightInd w:val="0"/>
+                              <w:snapToGrid w:val="0"/>
+                              <w:spacing w:line="312" w:lineRule="auto"/>
+                              <w:textAlignment w:val="auto"/>
+                              <w:rPr>
+                                <w:rFonts w:hint="eastAsia" w:ascii="方正公文黑体" w:hAnsi="方正公文黑体" w:eastAsia="方正公文黑体" w:cs="方正公文黑体"/>
+                                <w:color w:val="000000"/>
+                                <w:kern w:val="0"/>
+                                <w:sz w:val="28"/>
+                                <w:szCs w:val="28"/>
+                                <w:lang w:val="en-US" w:eastAsia="zh-CN" w:bidi="ar"/>
+                              </w:rPr>
+                            </w:pPr>
+                            <w:r>
+                              <w:rPr>
+                                <w:rFonts w:hint="eastAsia" w:ascii="方正公文黑体" w:hAnsi="方正公文黑体" w:eastAsia="方正公文黑体" w:cs="方正公文黑体"/>
+                                <w:color w:val="000000"/>
+                                <w:kern w:val="0"/>
+                                <w:sz w:val="28"/>
+                                <w:szCs w:val="28"/>
+                                <w:lang w:val="en-US" w:eastAsia="zh-CN" w:bidi="ar"/>
+                              </w:rPr>
+                              <w:t>招标与采购网（www.gc-zb.com）</w:t>
+                            </w:r>
+                          </w:p>
+                          <w:p>
+                            <w:pPr>
+                              <w:keepNext w:val="0"/>
+                              <w:keepLines w:val="0"/>
+                              <w:pageBreakBefore w:val="0"/>
+                              <w:kinsoku/>
+                              <w:wordWrap/>
+                              <w:overflowPunct/>
+                              <w:topLinePunct w:val="0"/>
+                              <w:bidi w:val="0"/>
+                              <w:adjustRightInd w:val="0"/>
+                              <w:snapToGrid w:val="0"/>
+                              <w:spacing w:line="312" w:lineRule="auto"/>
+                              <w:textAlignment w:val="auto"/>
+                              <w:rPr>
+                                <w:rFonts w:hint="eastAsia" w:ascii="方正公文黑体" w:hAnsi="方正公文黑体" w:eastAsia="方正公文黑体" w:cs="方正公文黑体"/>
+                                <w:sz w:val="36"/>
+                                <w:szCs w:val="36"/>
+                                <w:u w:val="dash"/>
+                                <w:lang w:val="en-US" w:eastAsia="zh-CN"/>
+                              </w:rPr>
+                            </w:pPr>
+                            <w:r>
+                              <w:rPr>
+                                <w:rFonts w:hint="eastAsia" w:ascii="方正公文黑体" w:hAnsi="方正公文黑体" w:eastAsia="方正公文黑体" w:cs="方正公文黑体"/>
+                                <w:color w:val="000000"/>
+                                <w:kern w:val="0"/>
+                                <w:sz w:val="28"/>
+                                <w:szCs w:val="28"/>
+                                <w:lang w:val="en-US" w:eastAsia="zh-CN" w:bidi="ar"/>
+                              </w:rPr>
+                              <w:t>采购招标网（www.chinabidding.cc）</w:t>
+                            </w:r>
+                          </w:p>
+                          <w:p>
+                            <w:pPr>
+                              <w:keepNext w:val="0"/>
+                              <w:keepLines w:val="0"/>
+                              <w:pageBreakBefore w:val="0"/>
+                              <w:widowControl/>
+                              <w:suppressLineNumbers w:val="0"/>
+                              <w:kinsoku/>
+                              <w:wordWrap/>
+                              <w:overflowPunct/>
+                              <w:topLinePunct w:val="0"/>
+                              <w:bidi w:val="0"/>
+                              <w:adjustRightInd w:val="0"/>
+                              <w:snapToGrid w:val="0"/>
+                              <w:spacing w:line="312" w:lineRule="auto"/>
+                              <w:jc w:val="left"/>
+                              <w:textAlignment w:val="auto"/>
+                              <w:rPr>
+                                <w:rFonts w:hint="eastAsia" w:ascii="方正公文黑体" w:hAnsi="方正公文黑体" w:eastAsia="方正公文黑体" w:cs="方正公文黑体"/>
+                                <w:color w:val="000000"/>
+                                <w:kern w:val="0"/>
+                                <w:sz w:val="28"/>
+                                <w:szCs w:val="28"/>
+                                <w:lang w:val="en-US" w:eastAsia="zh-CN" w:bidi="ar"/>
+                              </w:rPr>
+                            </w:pPr>
+                          </w:p>
+                          <w:p>
+                            <w:pPr>
+                              <w:keepNext w:val="0"/>
+                              <w:keepLines w:val="0"/>
+                              <w:pageBreakBefore w:val="0"/>
+                              <w:kinsoku/>
+                              <w:wordWrap/>
+                              <w:overflowPunct/>
+                              <w:topLinePunct w:val="0"/>
+                              <w:bidi w:val="0"/>
+                              <w:adjustRightInd w:val="0"/>
+                              <w:snapToGrid w:val="0"/>
+                              <w:spacing w:line="312" w:lineRule="auto"/>
+                              <w:textAlignment w:val="auto"/>
                               <w:rPr>
                                 <w:rFonts w:hint="eastAsia" w:ascii="方正公文黑体" w:hAnsi="方正公文黑体" w:eastAsia="方正公文黑体" w:cs="方正公文黑体"/>
                                 <w:sz w:val="36"/>
@@ -843,7 +1039,18 @@
                           </w:p>
                           <w:p>
                             <w:pPr>
-                              <w:spacing w:line="360" w:lineRule="auto"/>
+                              <w:keepNext w:val="0"/>
+                              <w:keepLines w:val="0"/>
+                              <w:pageBreakBefore w:val="0"/>
+                              <w:kinsoku/>
+                              <w:wordWrap/>
+                              <w:overflowPunct/>
+                              <w:topLinePunct w:val="0"/>
+                              <w:bidi w:val="0"/>
+                              <w:adjustRightInd w:val="0"/>
+                              <w:snapToGrid w:val="0"/>
+                              <w:spacing w:line="312" w:lineRule="auto"/>
+                              <w:textAlignment w:val="auto"/>
                               <w:rPr>
                                 <w:rFonts w:hint="eastAsia" w:ascii="方正公文黑体" w:hAnsi="方正公文黑体" w:eastAsia="方正公文黑体" w:cs="方正公文黑体"/>
                                 <w:sz w:val="36"/>
@@ -855,7 +1062,18 @@
                           </w:p>
                           <w:p>
                             <w:pPr>
-                              <w:spacing w:line="360" w:lineRule="auto"/>
+                              <w:keepNext w:val="0"/>
+                              <w:keepLines w:val="0"/>
+                              <w:pageBreakBefore w:val="0"/>
+                              <w:kinsoku/>
+                              <w:wordWrap/>
+                              <w:overflowPunct/>
+                              <w:topLinePunct w:val="0"/>
+                              <w:bidi w:val="0"/>
+                              <w:adjustRightInd w:val="0"/>
+                              <w:snapToGrid w:val="0"/>
+                              <w:spacing w:line="312" w:lineRule="auto"/>
+                              <w:textAlignment w:val="auto"/>
                               <w:rPr>
                                 <w:rFonts w:hint="eastAsia" w:ascii="方正公文黑体" w:hAnsi="方正公文黑体" w:eastAsia="方正公文黑体" w:cs="方正公文黑体"/>
                                 <w:sz w:val="36"/>
@@ -867,7 +1085,18 @@
                           </w:p>
                           <w:p>
                             <w:pPr>
-                              <w:spacing w:line="360" w:lineRule="auto"/>
+                              <w:keepNext w:val="0"/>
+                              <w:keepLines w:val="0"/>
+                              <w:pageBreakBefore w:val="0"/>
+                              <w:kinsoku/>
+                              <w:wordWrap/>
+                              <w:overflowPunct/>
+                              <w:topLinePunct w:val="0"/>
+                              <w:bidi w:val="0"/>
+                              <w:adjustRightInd w:val="0"/>
+                              <w:snapToGrid w:val="0"/>
+                              <w:spacing w:line="312" w:lineRule="auto"/>
+                              <w:textAlignment w:val="auto"/>
                               <w:rPr>
                                 <w:rFonts w:hint="eastAsia" w:ascii="方正公文黑体" w:hAnsi="方正公文黑体" w:eastAsia="方正公文黑体" w:cs="方正公文黑体"/>
                                 <w:sz w:val="36"/>
@@ -879,7 +1108,18 @@
                           </w:p>
                           <w:p>
                             <w:pPr>
-                              <w:spacing w:line="360" w:lineRule="auto"/>
+                              <w:keepNext w:val="0"/>
+                              <w:keepLines w:val="0"/>
+                              <w:pageBreakBefore w:val="0"/>
+                              <w:kinsoku/>
+                              <w:wordWrap/>
+                              <w:overflowPunct/>
+                              <w:topLinePunct w:val="0"/>
+                              <w:bidi w:val="0"/>
+                              <w:adjustRightInd w:val="0"/>
+                              <w:snapToGrid w:val="0"/>
+                              <w:spacing w:line="312" w:lineRule="auto"/>
+                              <w:textAlignment w:val="auto"/>
                               <w:rPr>
                                 <w:rFonts w:hint="eastAsia" w:ascii="方正公文黑体" w:hAnsi="方正公文黑体" w:eastAsia="方正公文黑体" w:cs="方正公文黑体"/>
                                 <w:sz w:val="36"/>
@@ -891,7 +1131,18 @@
                           </w:p>
                           <w:p>
                             <w:pPr>
-                              <w:spacing w:line="360" w:lineRule="auto"/>
+                              <w:keepNext w:val="0"/>
+                              <w:keepLines w:val="0"/>
+                              <w:pageBreakBefore w:val="0"/>
+                              <w:kinsoku/>
+                              <w:wordWrap/>
+                              <w:overflowPunct/>
+                              <w:topLinePunct w:val="0"/>
+                              <w:bidi w:val="0"/>
+                              <w:adjustRightInd w:val="0"/>
+                              <w:snapToGrid w:val="0"/>
+                              <w:spacing w:line="312" w:lineRule="auto"/>
+                              <w:textAlignment w:val="auto"/>
                               <w:rPr>
                                 <w:rFonts w:hint="eastAsia" w:ascii="方正公文黑体" w:hAnsi="方正公文黑体" w:eastAsia="方正公文黑体" w:cs="方正公文黑体"/>
                                 <w:sz w:val="36"/>
@@ -903,7 +1154,18 @@
                           </w:p>
                           <w:p>
                             <w:pPr>
-                              <w:spacing w:line="360" w:lineRule="auto"/>
+                              <w:keepNext w:val="0"/>
+                              <w:keepLines w:val="0"/>
+                              <w:pageBreakBefore w:val="0"/>
+                              <w:kinsoku/>
+                              <w:wordWrap/>
+                              <w:overflowPunct/>
+                              <w:topLinePunct w:val="0"/>
+                              <w:bidi w:val="0"/>
+                              <w:adjustRightInd w:val="0"/>
+                              <w:snapToGrid w:val="0"/>
+                              <w:spacing w:line="312" w:lineRule="auto"/>
+                              <w:textAlignment w:val="auto"/>
                               <w:rPr>
                                 <w:rFonts w:hint="eastAsia" w:ascii="方正公文黑体" w:hAnsi="方正公文黑体" w:eastAsia="方正公文黑体" w:cs="方正公文黑体"/>
                                 <w:sz w:val="36"/>
@@ -915,7 +1177,18 @@
                           </w:p>
                           <w:p>
                             <w:pPr>
-                              <w:spacing w:line="360" w:lineRule="auto"/>
+                              <w:keepNext w:val="0"/>
+                              <w:keepLines w:val="0"/>
+                              <w:pageBreakBefore w:val="0"/>
+                              <w:kinsoku/>
+                              <w:wordWrap/>
+                              <w:overflowPunct/>
+                              <w:topLinePunct w:val="0"/>
+                              <w:bidi w:val="0"/>
+                              <w:adjustRightInd w:val="0"/>
+                              <w:snapToGrid w:val="0"/>
+                              <w:spacing w:line="312" w:lineRule="auto"/>
+                              <w:textAlignment w:val="auto"/>
                               <w:rPr>
                                 <w:rFonts w:hint="eastAsia" w:ascii="方正公文黑体" w:hAnsi="方正公文黑体" w:eastAsia="方正公文黑体" w:cs="方正公文黑体"/>
                                 <w:sz w:val="36"/>
@@ -927,7 +1200,18 @@
                           </w:p>
                           <w:p>
                             <w:pPr>
-                              <w:spacing w:line="360" w:lineRule="auto"/>
+                              <w:keepNext w:val="0"/>
+                              <w:keepLines w:val="0"/>
+                              <w:pageBreakBefore w:val="0"/>
+                              <w:kinsoku/>
+                              <w:wordWrap/>
+                              <w:overflowPunct/>
+                              <w:topLinePunct w:val="0"/>
+                              <w:bidi w:val="0"/>
+                              <w:adjustRightInd w:val="0"/>
+                              <w:snapToGrid w:val="0"/>
+                              <w:spacing w:line="312" w:lineRule="auto"/>
+                              <w:textAlignment w:val="auto"/>
                               <w:rPr>
                                 <w:rFonts w:hint="eastAsia" w:ascii="方正公文黑体" w:hAnsi="方正公文黑体" w:eastAsia="方正公文黑体" w:cs="方正公文黑体"/>
                                 <w:sz w:val="36"/>
@@ -959,7 +1243,18 @@
                   <w:txbxContent>
                     <w:p>
                       <w:pPr>
-                        <w:spacing w:line="360" w:lineRule="auto"/>
+                        <w:keepNext w:val="0"/>
+                        <w:keepLines w:val="0"/>
+                        <w:pageBreakBefore w:val="0"/>
+                        <w:kinsoku/>
+                        <w:wordWrap/>
+                        <w:overflowPunct/>
+                        <w:topLinePunct w:val="0"/>
+                        <w:bidi w:val="0"/>
+                        <w:adjustRightInd w:val="0"/>
+                        <w:snapToGrid w:val="0"/>
+                        <w:spacing w:line="312" w:lineRule="auto"/>
+                        <w:textAlignment w:val="auto"/>
                         <w:rPr>
                           <w:rFonts w:hint="eastAsia" w:ascii="方正公文黑体" w:hAnsi="方正公文黑体" w:eastAsia="方正公文黑体" w:cs="方正公文黑体"/>
                           <w:sz w:val="36"/>
@@ -977,7 +1272,18 @@
                     </w:p>
                     <w:p>
                       <w:pPr>
-                        <w:spacing w:line="360" w:lineRule="auto"/>
+                        <w:keepNext w:val="0"/>
+                        <w:keepLines w:val="0"/>
+                        <w:pageBreakBefore w:val="0"/>
+                        <w:kinsoku/>
+                        <w:wordWrap/>
+                        <w:overflowPunct/>
+                        <w:topLinePunct w:val="0"/>
+                        <w:bidi w:val="0"/>
+                        <w:adjustRightInd w:val="0"/>
+                        <w:snapToGrid w:val="0"/>
+                        <w:spacing w:line="312" w:lineRule="auto"/>
+                        <w:textAlignment w:val="auto"/>
                         <w:rPr>
                           <w:rFonts w:hint="eastAsia" w:ascii="方正公文黑体" w:hAnsi="方正公文黑体" w:eastAsia="方正公文黑体" w:cs="方正公文黑体"/>
                           <w:sz w:val="36"/>
@@ -1005,7 +1311,18 @@
                     </w:p>
                     <w:p>
                       <w:pPr>
-                        <w:spacing w:line="360" w:lineRule="auto"/>
+                        <w:keepNext w:val="0"/>
+                        <w:keepLines w:val="0"/>
+                        <w:pageBreakBefore w:val="0"/>
+                        <w:kinsoku/>
+                        <w:wordWrap/>
+                        <w:overflowPunct/>
+                        <w:topLinePunct w:val="0"/>
+                        <w:bidi w:val="0"/>
+                        <w:adjustRightInd w:val="0"/>
+                        <w:snapToGrid w:val="0"/>
+                        <w:spacing w:line="312" w:lineRule="auto"/>
+                        <w:textAlignment w:val="auto"/>
                         <w:rPr>
                           <w:rFonts w:hint="eastAsia" w:ascii="方正公文黑体" w:hAnsi="方正公文黑体" w:eastAsia="方正公文黑体" w:cs="方正公文黑体"/>
                           <w:sz w:val="36"/>
@@ -1044,9 +1361,19 @@
                       <w:pPr>
                         <w:keepNext w:val="0"/>
                         <w:keepLines w:val="0"/>
+                        <w:pageBreakBefore w:val="0"/>
                         <w:widowControl/>
                         <w:suppressLineNumbers w:val="0"/>
+                        <w:kinsoku/>
+                        <w:wordWrap/>
+                        <w:overflowPunct/>
+                        <w:topLinePunct w:val="0"/>
+                        <w:bidi w:val="0"/>
+                        <w:adjustRightInd w:val="0"/>
+                        <w:snapToGrid w:val="0"/>
+                        <w:spacing w:line="312" w:lineRule="auto"/>
                         <w:jc w:val="left"/>
+                        <w:textAlignment w:val="auto"/>
                         <w:rPr>
                           <w:rFonts w:hint="eastAsia" w:ascii="方正公文黑体" w:hAnsi="方正公文黑体" w:eastAsia="方正公文黑体" w:cs="方正公文黑体"/>
                           <w:sz w:val="36"/>
@@ -1087,15 +1414,26 @@
                       <w:pPr>
                         <w:keepNext w:val="0"/>
                         <w:keepLines w:val="0"/>
+                        <w:pageBreakBefore w:val="0"/>
                         <w:widowControl/>
                         <w:suppressLineNumbers w:val="0"/>
+                        <w:kinsoku/>
+                        <w:wordWrap/>
+                        <w:overflowPunct/>
+                        <w:topLinePunct w:val="0"/>
+                        <w:bidi w:val="0"/>
+                        <w:adjustRightInd w:val="0"/>
+                        <w:snapToGrid w:val="0"/>
+                        <w:spacing w:line="312" w:lineRule="auto"/>
                         <w:jc w:val="left"/>
+                        <w:textAlignment w:val="auto"/>
                         <w:rPr>
                           <w:rFonts w:hint="eastAsia" w:ascii="方正公文黑体" w:hAnsi="方正公文黑体" w:eastAsia="方正公文黑体" w:cs="方正公文黑体"/>
-                          <w:sz w:val="36"/>
-                          <w:szCs w:val="36"/>
-                          <w:u w:val="dash"/>
-                          <w:lang w:val="en-US" w:eastAsia="zh-CN"/>
+                          <w:color w:val="000000"/>
+                          <w:kern w:val="0"/>
+                          <w:sz w:val="28"/>
+                          <w:szCs w:val="28"/>
+                          <w:lang w:val="en-US" w:eastAsia="zh-CN" w:bidi="ar"/>
                         </w:rPr>
                       </w:pPr>
                       <w:r>
@@ -1123,7 +1461,149 @@
                     </w:p>
                     <w:p>
                       <w:pPr>
-                        <w:spacing w:line="360" w:lineRule="auto"/>
+                        <w:keepNext w:val="0"/>
+                        <w:keepLines w:val="0"/>
+                        <w:pageBreakBefore w:val="0"/>
+                        <w:kinsoku/>
+                        <w:wordWrap/>
+                        <w:overflowPunct/>
+                        <w:topLinePunct w:val="0"/>
+                        <w:bidi w:val="0"/>
+                        <w:adjustRightInd w:val="0"/>
+                        <w:snapToGrid w:val="0"/>
+                        <w:spacing w:line="312" w:lineRule="auto"/>
+                        <w:textAlignment w:val="auto"/>
+                        <w:rPr>
+                          <w:rFonts w:hint="eastAsia" w:ascii="方正公文黑体" w:hAnsi="方正公文黑体" w:eastAsia="方正公文黑体" w:cs="方正公文黑体"/>
+                          <w:color w:val="000000"/>
+                          <w:kern w:val="0"/>
+                          <w:sz w:val="28"/>
+                          <w:szCs w:val="28"/>
+                          <w:lang w:val="en-US" w:eastAsia="zh-CN" w:bidi="ar"/>
+                        </w:rPr>
+                      </w:pPr>
+                      <w:r>
+                        <w:rPr>
+                          <w:rFonts w:hint="eastAsia" w:ascii="方正公文黑体" w:hAnsi="方正公文黑体" w:eastAsia="方正公文黑体" w:cs="方正公文黑体"/>
+                          <w:color w:val="000000"/>
+                          <w:kern w:val="0"/>
+                          <w:sz w:val="28"/>
+                          <w:szCs w:val="28"/>
+                          <w:lang w:val="en-US" w:eastAsia="zh-CN" w:bidi="ar"/>
+                        </w:rPr>
+                        <w:t>绿色低碳投标网（www.tanshuangbiao.com）</w:t>
+                      </w:r>
+                    </w:p>
+                    <w:p>
+                      <w:pPr>
+                        <w:keepNext w:val="0"/>
+                        <w:keepLines w:val="0"/>
+                        <w:pageBreakBefore w:val="0"/>
+                        <w:kinsoku/>
+                        <w:wordWrap/>
+                        <w:overflowPunct/>
+                        <w:topLinePunct w:val="0"/>
+                        <w:bidi w:val="0"/>
+                        <w:adjustRightInd w:val="0"/>
+                        <w:snapToGrid w:val="0"/>
+                        <w:spacing w:line="312" w:lineRule="auto"/>
+                        <w:textAlignment w:val="auto"/>
+                        <w:rPr>
+                          <w:rFonts w:hint="eastAsia" w:ascii="方正公文黑体" w:hAnsi="方正公文黑体" w:eastAsia="方正公文黑体" w:cs="方正公文黑体"/>
+                          <w:color w:val="000000"/>
+                          <w:kern w:val="0"/>
+                          <w:sz w:val="28"/>
+                          <w:szCs w:val="28"/>
+                          <w:lang w:val="en-US" w:eastAsia="zh-CN" w:bidi="ar"/>
+                        </w:rPr>
+                      </w:pPr>
+                      <w:r>
+                        <w:rPr>
+                          <w:rFonts w:hint="eastAsia" w:ascii="方正公文黑体" w:hAnsi="方正公文黑体" w:eastAsia="方正公文黑体" w:cs="方正公文黑体"/>
+                          <w:color w:val="000000"/>
+                          <w:kern w:val="0"/>
+                          <w:sz w:val="28"/>
+                          <w:szCs w:val="28"/>
+                          <w:lang w:val="en-US" w:eastAsia="zh-CN" w:bidi="ar"/>
+                        </w:rPr>
+                        <w:t>招标与采购网（www.gc-zb.com）</w:t>
+                      </w:r>
+                    </w:p>
+                    <w:p>
+                      <w:pPr>
+                        <w:keepNext w:val="0"/>
+                        <w:keepLines w:val="0"/>
+                        <w:pageBreakBefore w:val="0"/>
+                        <w:kinsoku/>
+                        <w:wordWrap/>
+                        <w:overflowPunct/>
+                        <w:topLinePunct w:val="0"/>
+                        <w:bidi w:val="0"/>
+                        <w:adjustRightInd w:val="0"/>
+                        <w:snapToGrid w:val="0"/>
+                        <w:spacing w:line="312" w:lineRule="auto"/>
+                        <w:textAlignment w:val="auto"/>
+                        <w:rPr>
+                          <w:rFonts w:hint="eastAsia" w:ascii="方正公文黑体" w:hAnsi="方正公文黑体" w:eastAsia="方正公文黑体" w:cs="方正公文黑体"/>
+                          <w:sz w:val="36"/>
+                          <w:szCs w:val="36"/>
+                          <w:u w:val="dash"/>
+                          <w:lang w:val="en-US" w:eastAsia="zh-CN"/>
+                        </w:rPr>
+                      </w:pPr>
+                      <w:r>
+                        <w:rPr>
+                          <w:rFonts w:hint="eastAsia" w:ascii="方正公文黑体" w:hAnsi="方正公文黑体" w:eastAsia="方正公文黑体" w:cs="方正公文黑体"/>
+                          <w:color w:val="000000"/>
+                          <w:kern w:val="0"/>
+                          <w:sz w:val="28"/>
+                          <w:szCs w:val="28"/>
+                          <w:lang w:val="en-US" w:eastAsia="zh-CN" w:bidi="ar"/>
+                        </w:rPr>
+                        <w:t>采购招标网（www.chinabidding.cc）</w:t>
+                      </w:r>
+                    </w:p>
+                    <w:p>
+                      <w:pPr>
+                        <w:keepNext w:val="0"/>
+                        <w:keepLines w:val="0"/>
+                        <w:pageBreakBefore w:val="0"/>
+                        <w:widowControl/>
+                        <w:suppressLineNumbers w:val="0"/>
+                        <w:kinsoku/>
+                        <w:wordWrap/>
+                        <w:overflowPunct/>
+                        <w:topLinePunct w:val="0"/>
+                        <w:bidi w:val="0"/>
+                        <w:adjustRightInd w:val="0"/>
+                        <w:snapToGrid w:val="0"/>
+                        <w:spacing w:line="312" w:lineRule="auto"/>
+                        <w:jc w:val="left"/>
+                        <w:textAlignment w:val="auto"/>
+                        <w:rPr>
+                          <w:rFonts w:hint="eastAsia" w:ascii="方正公文黑体" w:hAnsi="方正公文黑体" w:eastAsia="方正公文黑体" w:cs="方正公文黑体"/>
+                          <w:color w:val="000000"/>
+                          <w:kern w:val="0"/>
+                          <w:sz w:val="28"/>
+                          <w:szCs w:val="28"/>
+                          <w:lang w:val="en-US" w:eastAsia="zh-CN" w:bidi="ar"/>
+                        </w:rPr>
+                      </w:pPr>
+                    </w:p>
+                    <w:p>
+                      <w:pPr>
+                        <w:keepNext w:val="0"/>
+                        <w:keepLines w:val="0"/>
+                        <w:pageBreakBefore w:val="0"/>
+                        <w:kinsoku/>
+                        <w:wordWrap/>
+                        <w:overflowPunct/>
+                        <w:topLinePunct w:val="0"/>
+                        <w:bidi w:val="0"/>
+                        <w:adjustRightInd w:val="0"/>
+                        <w:snapToGrid w:val="0"/>
+                        <w:spacing w:line="312" w:lineRule="auto"/>
+                        <w:textAlignment w:val="auto"/>
                         <w:rPr>
                           <w:rFonts w:hint="eastAsia" w:ascii="方正公文黑体" w:hAnsi="方正公文黑体" w:eastAsia="方正公文黑体" w:cs="方正公文黑体"/>
                           <w:sz w:val="36"/>
@@ -1135,7 +1615,18 @@
                     </w:p>
                     <w:p>
                       <w:pPr>
-                        <w:spacing w:line="360" w:lineRule="auto"/>
+                        <w:keepNext w:val="0"/>
+                        <w:keepLines w:val="0"/>
+                        <w:pageBreakBefore w:val="0"/>
+                        <w:kinsoku/>
+                        <w:wordWrap/>
+                        <w:overflowPunct/>
+                        <w:topLinePunct w:val="0"/>
+                        <w:bidi w:val="0"/>
+                        <w:adjustRightInd w:val="0"/>
+                        <w:snapToGrid w:val="0"/>
+                        <w:spacing w:line="312" w:lineRule="auto"/>
+                        <w:textAlignment w:val="auto"/>
                         <w:rPr>
                           <w:rFonts w:hint="eastAsia" w:ascii="方正公文黑体" w:hAnsi="方正公文黑体" w:eastAsia="方正公文黑体" w:cs="方正公文黑体"/>
                           <w:sz w:val="36"/>
@@ -1147,7 +1638,18 @@
                     </w:p>
                     <w:p>
                       <w:pPr>
-                        <w:spacing w:line="360" w:lineRule="auto"/>
+                        <w:keepNext w:val="0"/>
+                        <w:keepLines w:val="0"/>
+                        <w:pageBreakBefore w:val="0"/>
+                        <w:kinsoku/>
+                        <w:wordWrap/>
+                        <w:overflowPunct/>
+                        <w:topLinePunct w:val="0"/>
+                        <w:bidi w:val="0"/>
+                        <w:adjustRightInd w:val="0"/>
+                        <w:snapToGrid w:val="0"/>
+                        <w:spacing w:line="312" w:lineRule="auto"/>
+                        <w:textAlignment w:val="auto"/>
                         <w:rPr>
                           <w:rFonts w:hint="eastAsia" w:ascii="方正公文黑体" w:hAnsi="方正公文黑体" w:eastAsia="方正公文黑体" w:cs="方正公文黑体"/>
                           <w:sz w:val="36"/>
@@ -1159,7 +1661,18 @@
                     </w:p>
                     <w:p>
                       <w:pPr>
-                        <w:spacing w:line="360" w:lineRule="auto"/>
+                        <w:keepNext w:val="0"/>
+                        <w:keepLines w:val="0"/>
+                        <w:pageBreakBefore w:val="0"/>
+                        <w:kinsoku/>
+                        <w:wordWrap/>
+                        <w:overflowPunct/>
+                        <w:topLinePunct w:val="0"/>
+                        <w:bidi w:val="0"/>
+                        <w:adjustRightInd w:val="0"/>
+                        <w:snapToGrid w:val="0"/>
+                        <w:spacing w:line="312" w:lineRule="auto"/>
+                        <w:textAlignment w:val="auto"/>
                         <w:rPr>
                           <w:rFonts w:hint="eastAsia" w:ascii="方正公文黑体" w:hAnsi="方正公文黑体" w:eastAsia="方正公文黑体" w:cs="方正公文黑体"/>
                           <w:sz w:val="36"/>
@@ -1171,7 +1684,18 @@
                     </w:p>
                     <w:p>
                       <w:pPr>
-                        <w:spacing w:line="360" w:lineRule="auto"/>
+                        <w:keepNext w:val="0"/>
+                        <w:keepLines w:val="0"/>
+                        <w:pageBreakBefore w:val="0"/>
+                        <w:kinsoku/>
+                        <w:wordWrap/>
+                        <w:overflowPunct/>
+                        <w:topLinePunct w:val="0"/>
+                        <w:bidi w:val="0"/>
+                        <w:adjustRightInd w:val="0"/>
+                        <w:snapToGrid w:val="0"/>
+                        <w:spacing w:line="312" w:lineRule="auto"/>
+                        <w:textAlignment w:val="auto"/>
                         <w:rPr>
                           <w:rFonts w:hint="eastAsia" w:ascii="方正公文黑体" w:hAnsi="方正公文黑体" w:eastAsia="方正公文黑体" w:cs="方正公文黑体"/>
                           <w:sz w:val="36"/>
@@ -1183,7 +1707,18 @@
                     </w:p>
                     <w:p>
                       <w:pPr>
-                        <w:spacing w:line="360" w:lineRule="auto"/>
+                        <w:keepNext w:val="0"/>
+                        <w:keepLines w:val="0"/>
+                        <w:pageBreakBefore w:val="0"/>
+                        <w:kinsoku/>
+                        <w:wordWrap/>
+                        <w:overflowPunct/>
+                        <w:topLinePunct w:val="0"/>
+                        <w:bidi w:val="0"/>
+                        <w:adjustRightInd w:val="0"/>
+                        <w:snapToGrid w:val="0"/>
+                        <w:spacing w:line="312" w:lineRule="auto"/>
+                        <w:textAlignment w:val="auto"/>
                         <w:rPr>
                           <w:rFonts w:hint="eastAsia" w:ascii="方正公文黑体" w:hAnsi="方正公文黑体" w:eastAsia="方正公文黑体" w:cs="方正公文黑体"/>
                           <w:sz w:val="36"/>
@@ -1195,7 +1730,18 @@
                     </w:p>
                     <w:p>
                       <w:pPr>
-                        <w:spacing w:line="360" w:lineRule="auto"/>
+                        <w:keepNext w:val="0"/>
+                        <w:keepLines w:val="0"/>
+                        <w:pageBreakBefore w:val="0"/>
+                        <w:kinsoku/>
+                        <w:wordWrap/>
+                        <w:overflowPunct/>
+                        <w:topLinePunct w:val="0"/>
+                        <w:bidi w:val="0"/>
+                        <w:adjustRightInd w:val="0"/>
+                        <w:snapToGrid w:val="0"/>
+                        <w:spacing w:line="312" w:lineRule="auto"/>
+                        <w:textAlignment w:val="auto"/>
                         <w:rPr>
                           <w:rFonts w:hint="eastAsia" w:ascii="方正公文黑体" w:hAnsi="方正公文黑体" w:eastAsia="方正公文黑体" w:cs="方正公文黑体"/>
                           <w:sz w:val="36"/>
@@ -1207,7 +1753,18 @@
                     </w:p>
                     <w:p>
                       <w:pPr>
-                        <w:spacing w:line="360" w:lineRule="auto"/>
+                        <w:keepNext w:val="0"/>
+                        <w:keepLines w:val="0"/>
+                        <w:pageBreakBefore w:val="0"/>
+                        <w:kinsoku/>
+                        <w:wordWrap/>
+                        <w:overflowPunct/>
+                        <w:topLinePunct w:val="0"/>
+                        <w:bidi w:val="0"/>
+                        <w:adjustRightInd w:val="0"/>
+                        <w:snapToGrid w:val="0"/>
+                        <w:spacing w:line="312" w:lineRule="auto"/>
+                        <w:textAlignment w:val="auto"/>
                         <w:rPr>
                           <w:rFonts w:hint="eastAsia" w:ascii="方正公文黑体" w:hAnsi="方正公文黑体" w:eastAsia="方正公文黑体" w:cs="方正公文黑体"/>
                           <w:sz w:val="36"/>
@@ -1219,7 +1776,18 @@
                     </w:p>
                     <w:p>
                       <w:pPr>
-                        <w:spacing w:line="360" w:lineRule="auto"/>
+                        <w:keepNext w:val="0"/>
+                        <w:keepLines w:val="0"/>
+                        <w:pageBreakBefore w:val="0"/>
+                        <w:kinsoku/>
+                        <w:wordWrap/>
+                        <w:overflowPunct/>
+                        <w:topLinePunct w:val="0"/>
+                        <w:bidi w:val="0"/>
+                        <w:adjustRightInd w:val="0"/>
+                        <w:snapToGrid w:val="0"/>
+                        <w:spacing w:line="312" w:lineRule="auto"/>
+                        <w:textAlignment w:val="auto"/>
                         <w:rPr>
                           <w:rFonts w:hint="eastAsia" w:ascii="方正公文黑体" w:hAnsi="方正公文黑体" w:eastAsia="方正公文黑体" w:cs="方正公文黑体"/>
                           <w:sz w:val="36"/>
@@ -1526,6 +2094,8 @@
           <w:docGrid w:type="lines" w:linePitch="312" w:charSpace="0"/>
         </w:sectPr>
       </w:pPr>
+      <w:bookmarkStart w:id="0" w:name="_GoBack"/>
+      <w:bookmarkEnd w:id="0"/>
     </w:p>
     <w:p>
       <w:pPr>
@@ -1766,8 +2336,6 @@
           </wp:inline>
         </w:drawing>
       </w:r>
-      <w:bookmarkStart w:id="0" w:name="_GoBack"/>
-      <w:bookmarkEnd w:id="0"/>
       <w:r>
         <w:rPr>
           <w:sz w:val="24"/>
